--- a/docs/deliverables/out/TestPlans/BIBS_TestPlan_BRD-07_Claims_Summary_v1.0.docx
+++ b/docs/deliverables/out/TestPlans/BIBS_TestPlan_BRD-07_Claims_Summary_v1.0.docx
@@ -2394,7 +2394,7 @@
       </w:r>
       <w:r>
         <w:rPr/>
-        <w:t>log-in, role-based access and the claim history (FR-CL-001 to 003);</w:t>
+        <w:t>log-in, role-based access and the claim history (FR-CM-001 to 003);</w:t>
       </w:r>
     </w:p>
     <w:p>
@@ -2414,7 +2414,7 @@
       </w:r>
       <w:r>
         <w:rPr/>
-        <w:t>the cover lookup, recording a claim, the reported date, policy number, Marketing data, cover version, premium check and authorization code (FR-CL-010 to 016);</w:t>
+        <w:t>the cover lookup, recording a claim, the reported date, policy number, Marketing data, cover version, premium check and authorization code (FR-CM-010 to 016);</w:t>
       </w:r>
     </w:p>
     <w:p>
@@ -2434,7 +2434,7 @@
       </w:r>
       <w:r>
         <w:rPr/>
-        <w:t>several locations and insurers per claim, insurer updates, insurer location references and the loss advice (FR-CL-020 to 024);</w:t>
+        <w:t>several locations and insurers per claim, insurer updates, insurer location references and the loss advice (FR-CM-020 to 024);</w:t>
       </w:r>
     </w:p>
     <w:p>
@@ -2454,7 +2454,7 @@
       </w:r>
       <w:r>
         <w:rPr/>
-        <w:t>claimant override, adjusters, the insurer reserve and catastrophe codes (FR-CL-030 to 033);</w:t>
+        <w:t>claimant override, adjusters, the insurer reserve and catastrophe codes (FR-CM-030 to 033);</w:t>
       </w:r>
     </w:p>
     <w:p>
@@ -2474,7 +2474,7 @@
       </w:r>
       <w:r>
         <w:rPr/>
-        <w:t>statuses and the status matrix, settlement types, temporary and permanent closure, reopen and the claims special remittance (FR-CL-040 to 046);</w:t>
+        <w:t>statuses and the status matrix, settlement types, temporary and permanent closure, reopen and the claims special remittance (FR-CM-040 to 046);</w:t>
       </w:r>
     </w:p>
     <w:p>
@@ -2494,7 +2494,7 @@
       </w:r>
       <w:r>
         <w:rPr/>
-        <w:t>follow-up dates, the action plan, the diary, ageing, pending actions and Claims Home (FR-CL-050 to 055);</w:t>
+        <w:t>follow-up dates, the action plan, the diary, ageing, pending actions and Claims Home (FR-CM-050 to 055);</w:t>
       </w:r>
     </w:p>
     <w:p>
@@ -2514,7 +2514,7 @@
       </w:r>
       <w:r>
         <w:rPr/>
-        <w:t>the ageing, outstanding, settled, pending, loss, location, register and activity reports, the data extract and Marketing access (FR-CL-060 to 066).</w:t>
+        <w:t>the ageing, outstanding, settled, pending, loss, location, register and activity reports, the data extract and Marketing access (FR-CM-060 to 066).</w:t>
       </w:r>
     </w:p>
     <w:p>
@@ -4503,7 +4503,7 @@
     <w:p>
       <w:r>
         <w:rPr/>
-        <w:t>The workbook has a README sheet that explains every column. Case IDs carry their condition: TC-CL-045.2-01 is the first case of condition 2 of FR-CL-045. Status starts as Not run; testers fill Status, Actual result, Tester, Date and Defect ID.</w:t>
+        <w:t>The workbook has a README sheet that explains every column. Case IDs carry their condition: TC-CM-045.2-01 is the first case of condition 2 of FR-CM-045. Status starts as Not run; testers fill Status, Actual result, Tester, Date and Defect ID.</w:t>
       </w:r>
     </w:p>
     <w:p>
@@ -5590,7 +5590,7 @@
               <w:rPr>
                 <w:sz w:val="17"/>
               </w:rPr>
-              <w:t>TD-CL-01</w:t>
+              <w:t>TD-CM-01</w:t>
             </w:r>
           </w:p>
         </w:tc>
@@ -5662,7 +5662,7 @@
               <w:rPr>
                 <w:sz w:val="17"/>
               </w:rPr>
-              <w:t>TD-CL-02</w:t>
+              <w:t>TD-CM-02</w:t>
             </w:r>
           </w:p>
         </w:tc>
@@ -5735,7 +5735,7 @@
               <w:rPr>
                 <w:sz w:val="17"/>
               </w:rPr>
-              <w:t>TD-CL-03</w:t>
+              <w:t>TD-CM-03</w:t>
             </w:r>
           </w:p>
         </w:tc>
@@ -5807,7 +5807,7 @@
               <w:rPr>
                 <w:sz w:val="17"/>
               </w:rPr>
-              <w:t>TD-CL-04</w:t>
+              <w:t>TD-CM-04</w:t>
             </w:r>
           </w:p>
         </w:tc>
@@ -5880,7 +5880,7 @@
               <w:rPr>
                 <w:sz w:val="17"/>
               </w:rPr>
-              <w:t>TD-CL-05</w:t>
+              <w:t>TD-CM-05</w:t>
             </w:r>
           </w:p>
         </w:tc>
@@ -5952,7 +5952,7 @@
               <w:rPr>
                 <w:sz w:val="17"/>
               </w:rPr>
-              <w:t>TD-CL-06</w:t>
+              <w:t>TD-CM-06</w:t>
             </w:r>
           </w:p>
         </w:tc>
@@ -6025,7 +6025,7 @@
               <w:rPr>
                 <w:sz w:val="17"/>
               </w:rPr>
-              <w:t>TD-CL-07</w:t>
+              <w:t>TD-CM-07</w:t>
             </w:r>
           </w:p>
         </w:tc>
@@ -6097,7 +6097,7 @@
               <w:rPr>
                 <w:sz w:val="17"/>
               </w:rPr>
-              <w:t>TD-CL-08</w:t>
+              <w:t>TD-CM-08</w:t>
             </w:r>
           </w:p>
         </w:tc>
@@ -6170,7 +6170,7 @@
               <w:rPr>
                 <w:sz w:val="17"/>
               </w:rPr>
-              <w:t>TD-CL-09</w:t>
+              <w:t>TD-CM-09</w:t>
             </w:r>
           </w:p>
         </w:tc>
@@ -6805,7 +6805,7 @@
     <w:p>
       <w:r>
         <w:rPr/>
-        <w:t>The Claims teams test recording, handling, closure and follow-up (SC-CL-02 to 06); the Unit Head the set-up and reports (SC-CL-07, 08); Marketing the loss information (FR-CL-065); Remittance the special remittance (FR-CL-046). The personas are:</w:t>
+        <w:t>The Claims teams test recording, handling, closure and follow-up (SC-CM-02 to 06); the Unit Head the set-up and reports (SC-CM-07, 08); Marketing the loss information (FR-CM-065); Remittance the special remittance (FR-CM-046). The personas are:</w:t>
       </w:r>
     </w:p>
     <w:p>
@@ -9488,7 +9488,7 @@
               <w:rPr>
                 <w:sz w:val="16"/>
               </w:rPr>
-              <w:t>FR-CL-001</w:t>
+              <w:t>FR-CM-001</w:t>
             </w:r>
           </w:p>
         </w:tc>
@@ -9670,7 +9670,7 @@
               <w:rPr>
                 <w:sz w:val="16"/>
               </w:rPr>
-              <w:t>FR-CL-002</w:t>
+              <w:t>FR-CM-002</w:t>
             </w:r>
           </w:p>
         </w:tc>
@@ -9858,7 +9858,7 @@
               <w:rPr>
                 <w:sz w:val="16"/>
               </w:rPr>
-              <w:t>FR-CL-003</w:t>
+              <w:t>FR-CM-003</w:t>
             </w:r>
           </w:p>
         </w:tc>
@@ -10040,7 +10040,7 @@
               <w:rPr>
                 <w:sz w:val="16"/>
               </w:rPr>
-              <w:t>FR-CL-010</w:t>
+              <w:t>FR-CM-010</w:t>
             </w:r>
           </w:p>
         </w:tc>
@@ -10228,7 +10228,7 @@
               <w:rPr>
                 <w:sz w:val="16"/>
               </w:rPr>
-              <w:t>FR-CL-011</w:t>
+              <w:t>FR-CM-011</w:t>
             </w:r>
           </w:p>
         </w:tc>
@@ -10410,7 +10410,7 @@
               <w:rPr>
                 <w:sz w:val="16"/>
               </w:rPr>
-              <w:t>FR-CL-012</w:t>
+              <w:t>FR-CM-012</w:t>
             </w:r>
           </w:p>
         </w:tc>
@@ -10598,7 +10598,7 @@
               <w:rPr>
                 <w:sz w:val="16"/>
               </w:rPr>
-              <w:t>FR-CL-013</w:t>
+              <w:t>FR-CM-013</w:t>
             </w:r>
           </w:p>
         </w:tc>
@@ -10780,7 +10780,7 @@
               <w:rPr>
                 <w:sz w:val="16"/>
               </w:rPr>
-              <w:t>FR-CL-014</w:t>
+              <w:t>FR-CM-014</w:t>
             </w:r>
           </w:p>
         </w:tc>
@@ -10968,7 +10968,7 @@
               <w:rPr>
                 <w:sz w:val="16"/>
               </w:rPr>
-              <w:t>FR-CL-015</w:t>
+              <w:t>FR-CM-015</w:t>
             </w:r>
           </w:p>
         </w:tc>
@@ -11150,7 +11150,7 @@
               <w:rPr>
                 <w:sz w:val="16"/>
               </w:rPr>
-              <w:t>FR-CL-016</w:t>
+              <w:t>FR-CM-016</w:t>
             </w:r>
           </w:p>
         </w:tc>
@@ -11338,7 +11338,7 @@
               <w:rPr>
                 <w:sz w:val="16"/>
               </w:rPr>
-              <w:t>FR-CL-020</w:t>
+              <w:t>FR-CM-020</w:t>
             </w:r>
           </w:p>
         </w:tc>
@@ -11520,7 +11520,7 @@
               <w:rPr>
                 <w:sz w:val="16"/>
               </w:rPr>
-              <w:t>FR-CL-021</w:t>
+              <w:t>FR-CM-021</w:t>
             </w:r>
           </w:p>
         </w:tc>
@@ -11708,7 +11708,7 @@
               <w:rPr>
                 <w:sz w:val="16"/>
               </w:rPr>
-              <w:t>FR-CL-022</w:t>
+              <w:t>FR-CM-022</w:t>
             </w:r>
           </w:p>
         </w:tc>
@@ -11890,7 +11890,7 @@
               <w:rPr>
                 <w:sz w:val="16"/>
               </w:rPr>
-              <w:t>FR-CL-023</w:t>
+              <w:t>FR-CM-023</w:t>
             </w:r>
           </w:p>
         </w:tc>
@@ -12078,7 +12078,7 @@
               <w:rPr>
                 <w:sz w:val="16"/>
               </w:rPr>
-              <w:t>FR-CL-024</w:t>
+              <w:t>FR-CM-024</w:t>
             </w:r>
           </w:p>
         </w:tc>
@@ -12260,7 +12260,7 @@
               <w:rPr>
                 <w:sz w:val="16"/>
               </w:rPr>
-              <w:t>FR-CL-030</w:t>
+              <w:t>FR-CM-030</w:t>
             </w:r>
           </w:p>
         </w:tc>
@@ -12448,7 +12448,7 @@
               <w:rPr>
                 <w:sz w:val="16"/>
               </w:rPr>
-              <w:t>FR-CL-031</w:t>
+              <w:t>FR-CM-031</w:t>
             </w:r>
           </w:p>
         </w:tc>
@@ -12630,7 +12630,7 @@
               <w:rPr>
                 <w:sz w:val="16"/>
               </w:rPr>
-              <w:t>FR-CL-032</w:t>
+              <w:t>FR-CM-032</w:t>
             </w:r>
           </w:p>
         </w:tc>
@@ -12818,7 +12818,7 @@
               <w:rPr>
                 <w:sz w:val="16"/>
               </w:rPr>
-              <w:t>FR-CL-033</w:t>
+              <w:t>FR-CM-033</w:t>
             </w:r>
           </w:p>
         </w:tc>
@@ -13000,7 +13000,7 @@
               <w:rPr>
                 <w:sz w:val="16"/>
               </w:rPr>
-              <w:t>FR-CL-040</w:t>
+              <w:t>FR-CM-040</w:t>
             </w:r>
           </w:p>
         </w:tc>
@@ -13188,7 +13188,7 @@
               <w:rPr>
                 <w:sz w:val="16"/>
               </w:rPr>
-              <w:t>FR-CL-041</w:t>
+              <w:t>FR-CM-041</w:t>
             </w:r>
           </w:p>
         </w:tc>
@@ -13370,7 +13370,7 @@
               <w:rPr>
                 <w:sz w:val="16"/>
               </w:rPr>
-              <w:t>FR-CL-042</w:t>
+              <w:t>FR-CM-042</w:t>
             </w:r>
           </w:p>
         </w:tc>
@@ -13558,7 +13558,7 @@
               <w:rPr>
                 <w:sz w:val="16"/>
               </w:rPr>
-              <w:t>FR-CL-043</w:t>
+              <w:t>FR-CM-043</w:t>
             </w:r>
           </w:p>
         </w:tc>
@@ -13740,7 +13740,7 @@
               <w:rPr>
                 <w:sz w:val="16"/>
               </w:rPr>
-              <w:t>FR-CL-044</w:t>
+              <w:t>FR-CM-044</w:t>
             </w:r>
           </w:p>
         </w:tc>
@@ -13928,7 +13928,7 @@
               <w:rPr>
                 <w:sz w:val="16"/>
               </w:rPr>
-              <w:t>FR-CL-045</w:t>
+              <w:t>FR-CM-045</w:t>
             </w:r>
           </w:p>
         </w:tc>
@@ -14110,7 +14110,7 @@
               <w:rPr>
                 <w:sz w:val="16"/>
               </w:rPr>
-              <w:t>FR-CL-046</w:t>
+              <w:t>FR-CM-046</w:t>
             </w:r>
           </w:p>
         </w:tc>
@@ -14298,7 +14298,7 @@
               <w:rPr>
                 <w:sz w:val="16"/>
               </w:rPr>
-              <w:t>FR-CL-050</w:t>
+              <w:t>FR-CM-050</w:t>
             </w:r>
           </w:p>
         </w:tc>
@@ -14480,7 +14480,7 @@
               <w:rPr>
                 <w:sz w:val="16"/>
               </w:rPr>
-              <w:t>FR-CL-051</w:t>
+              <w:t>FR-CM-051</w:t>
             </w:r>
           </w:p>
         </w:tc>
@@ -14668,7 +14668,7 @@
               <w:rPr>
                 <w:sz w:val="16"/>
               </w:rPr>
-              <w:t>FR-CL-052</w:t>
+              <w:t>FR-CM-052</w:t>
             </w:r>
           </w:p>
         </w:tc>
@@ -14850,7 +14850,7 @@
               <w:rPr>
                 <w:sz w:val="16"/>
               </w:rPr>
-              <w:t>FR-CL-053</w:t>
+              <w:t>FR-CM-053</w:t>
             </w:r>
           </w:p>
         </w:tc>
@@ -15038,7 +15038,7 @@
               <w:rPr>
                 <w:sz w:val="16"/>
               </w:rPr>
-              <w:t>FR-CL-054</w:t>
+              <w:t>FR-CM-054</w:t>
             </w:r>
           </w:p>
         </w:tc>
@@ -15220,7 +15220,7 @@
               <w:rPr>
                 <w:sz w:val="16"/>
               </w:rPr>
-              <w:t>FR-CL-055</w:t>
+              <w:t>FR-CM-055</w:t>
             </w:r>
           </w:p>
         </w:tc>
@@ -15408,7 +15408,7 @@
               <w:rPr>
                 <w:sz w:val="16"/>
               </w:rPr>
-              <w:t>FR-CL-060</w:t>
+              <w:t>FR-CM-060</w:t>
             </w:r>
           </w:p>
         </w:tc>
@@ -15590,7 +15590,7 @@
               <w:rPr>
                 <w:sz w:val="16"/>
               </w:rPr>
-              <w:t>FR-CL-061</w:t>
+              <w:t>FR-CM-061</w:t>
             </w:r>
           </w:p>
         </w:tc>
@@ -15778,7 +15778,7 @@
               <w:rPr>
                 <w:sz w:val="16"/>
               </w:rPr>
-              <w:t>FR-CL-062</w:t>
+              <w:t>FR-CM-062</w:t>
             </w:r>
           </w:p>
         </w:tc>
@@ -15960,7 +15960,7 @@
               <w:rPr>
                 <w:sz w:val="16"/>
               </w:rPr>
-              <w:t>FR-CL-063</w:t>
+              <w:t>FR-CM-063</w:t>
             </w:r>
           </w:p>
         </w:tc>
@@ -16148,7 +16148,7 @@
               <w:rPr>
                 <w:sz w:val="16"/>
               </w:rPr>
-              <w:t>FR-CL-064</w:t>
+              <w:t>FR-CM-064</w:t>
             </w:r>
           </w:p>
         </w:tc>
@@ -16330,7 +16330,7 @@
               <w:rPr>
                 <w:sz w:val="16"/>
               </w:rPr>
-              <w:t>FR-CL-065</w:t>
+              <w:t>FR-CM-065</w:t>
             </w:r>
           </w:p>
         </w:tc>
@@ -16518,7 +16518,7 @@
               <w:rPr>
                 <w:sz w:val="16"/>
               </w:rPr>
-              <w:t>FR-CL-066</w:t>
+              <w:t>FR-CM-066</w:t>
             </w:r>
           </w:p>
         </w:tc>
@@ -16995,7 +16995,7 @@
               <w:rPr>
                 <w:sz w:val="15"/>
               </w:rPr>
-              <w:t>CL-016, CL-046</w:t>
+              <w:t>CM-016, CM-046</w:t>
             </w:r>
           </w:p>
         </w:tc>
@@ -17083,7 +17083,7 @@
               <w:rPr>
                 <w:sz w:val="15"/>
               </w:rPr>
-              <w:t>CL-042, CL-053</w:t>
+              <w:t>CM-042, CM-053</w:t>
             </w:r>
           </w:p>
         </w:tc>
@@ -17178,7 +17178,7 @@
               <w:rPr>
                 <w:sz w:val="15"/>
               </w:rPr>
-              <w:t>CL-002, CL-010</w:t>
+              <w:t>CM-002, CM-010</w:t>
             </w:r>
           </w:p>
         </w:tc>
@@ -17270,7 +17270,7 @@
               <w:rPr>
                 <w:sz w:val="15"/>
               </w:rPr>
-              <w:t>CL-060</w:t>
+              <w:t>CM-060</w:t>
             </w:r>
           </w:p>
         </w:tc>
@@ -17365,7 +17365,7 @@
               <w:rPr>
                 <w:sz w:val="15"/>
               </w:rPr>
-              <w:t>CL-010, CL-011, CL-015</w:t>
+              <w:t>CM-010, CM-011, CM-015</w:t>
             </w:r>
           </w:p>
         </w:tc>
@@ -17453,7 +17453,7 @@
               <w:rPr>
                 <w:sz w:val="15"/>
               </w:rPr>
-              <w:t>CL-044, CL-061</w:t>
+              <w:t>CM-044, CM-061</w:t>
             </w:r>
           </w:p>
         </w:tc>
@@ -17548,7 +17548,7 @@
               <w:rPr>
                 <w:sz w:val="15"/>
               </w:rPr>
-              <w:t>CL-012</w:t>
+              <w:t>CM-012</w:t>
             </w:r>
           </w:p>
         </w:tc>
@@ -17640,7 +17640,7 @@
               <w:rPr>
                 <w:sz w:val="15"/>
               </w:rPr>
-              <w:t>CL-062</w:t>
+              <w:t>CM-062</w:t>
             </w:r>
           </w:p>
         </w:tc>
@@ -17735,7 +17735,7 @@
               <w:rPr>
                 <w:sz w:val="15"/>
               </w:rPr>
-              <w:t>CL-002, CL-045</w:t>
+              <w:t>CM-002, CM-045</w:t>
             </w:r>
           </w:p>
         </w:tc>
@@ -17823,7 +17823,7 @@
               <w:rPr>
                 <w:sz w:val="15"/>
               </w:rPr>
-              <w:t>CL-061</w:t>
+              <w:t>CM-061</w:t>
             </w:r>
           </w:p>
         </w:tc>
@@ -17918,7 +17918,7 @@
               <w:rPr>
                 <w:sz w:val="15"/>
               </w:rPr>
-              <w:t>CL-002, CL-030</w:t>
+              <w:t>CM-002, CM-030</w:t>
             </w:r>
           </w:p>
         </w:tc>
@@ -18010,7 +18010,7 @@
               <w:rPr>
                 <w:sz w:val="15"/>
               </w:rPr>
-              <w:t>CL-062</w:t>
+              <w:t>CM-062</w:t>
             </w:r>
           </w:p>
         </w:tc>
@@ -18105,7 +18105,7 @@
               <w:rPr>
                 <w:sz w:val="15"/>
               </w:rPr>
-              <w:t>CL-013</w:t>
+              <w:t>CM-013</w:t>
             </w:r>
           </w:p>
         </w:tc>
@@ -18193,7 +18193,7 @@
               <w:rPr>
                 <w:sz w:val="15"/>
               </w:rPr>
-              <w:t>CL-064</w:t>
+              <w:t>CM-064</w:t>
             </w:r>
           </w:p>
         </w:tc>
@@ -18288,7 +18288,7 @@
               <w:rPr>
                 <w:sz w:val="15"/>
               </w:rPr>
-              <w:t>CL-013</w:t>
+              <w:t>CM-013</w:t>
             </w:r>
           </w:p>
         </w:tc>
@@ -18380,7 +18380,7 @@
               <w:rPr>
                 <w:sz w:val="15"/>
               </w:rPr>
-              <w:t>CL-054, CL-055, CL-061</w:t>
+              <w:t>CM-054, CM-055, CM-061</w:t>
             </w:r>
           </w:p>
         </w:tc>
@@ -18475,7 +18475,7 @@
               <w:rPr>
                 <w:sz w:val="15"/>
               </w:rPr>
-              <w:t>CL-011</w:t>
+              <w:t>CM-011</w:t>
             </w:r>
           </w:p>
         </w:tc>
@@ -18563,7 +18563,7 @@
               <w:rPr>
                 <w:sz w:val="15"/>
               </w:rPr>
-              <w:t>CL-045</w:t>
+              <w:t>CM-045</w:t>
             </w:r>
           </w:p>
         </w:tc>
@@ -18658,7 +18658,7 @@
               <w:rPr>
                 <w:sz w:val="15"/>
               </w:rPr>
-              <w:t>CL-040, CL-046</w:t>
+              <w:t>CM-040, CM-046</w:t>
             </w:r>
           </w:p>
         </w:tc>
@@ -18750,7 +18750,7 @@
               <w:rPr>
                 <w:sz w:val="15"/>
               </w:rPr>
-              <w:t>CL-033</w:t>
+              <w:t>CM-033</w:t>
             </w:r>
           </w:p>
         </w:tc>
@@ -18845,7 +18845,7 @@
               <w:rPr>
                 <w:sz w:val="15"/>
               </w:rPr>
-              <w:t>CL-002, CL-042</w:t>
+              <w:t>CM-002, CM-042</w:t>
             </w:r>
           </w:p>
         </w:tc>
@@ -18933,7 +18933,7 @@
               <w:rPr>
                 <w:sz w:val="15"/>
               </w:rPr>
-              <w:t>CL-020</w:t>
+              <w:t>CM-020</w:t>
             </w:r>
           </w:p>
         </w:tc>
@@ -19028,7 +19028,7 @@
               <w:rPr>
                 <w:sz w:val="15"/>
               </w:rPr>
-              <w:t>CL-041</w:t>
+              <w:t>CM-041</w:t>
             </w:r>
           </w:p>
         </w:tc>
@@ -19120,7 +19120,7 @@
               <w:rPr>
                 <w:sz w:val="15"/>
               </w:rPr>
-              <w:t>CL-063</w:t>
+              <w:t>CM-063</w:t>
             </w:r>
           </w:p>
         </w:tc>
@@ -19215,7 +19215,7 @@
               <w:rPr>
                 <w:sz w:val="15"/>
               </w:rPr>
-              <w:t>CL-041</w:t>
+              <w:t>CM-041</w:t>
             </w:r>
           </w:p>
         </w:tc>
@@ -19303,7 +19303,7 @@
               <w:rPr>
                 <w:sz w:val="15"/>
               </w:rPr>
-              <w:t>CL-015</w:t>
+              <w:t>CM-015</w:t>
             </w:r>
           </w:p>
         </w:tc>
@@ -19398,7 +19398,7 @@
               <w:rPr>
                 <w:sz w:val="15"/>
               </w:rPr>
-              <w:t>CL-043</w:t>
+              <w:t>CM-043</w:t>
             </w:r>
           </w:p>
         </w:tc>
@@ -19490,7 +19490,7 @@
               <w:rPr>
                 <w:sz w:val="15"/>
               </w:rPr>
-              <w:t>CL-065</w:t>
+              <w:t>CM-065</w:t>
             </w:r>
           </w:p>
         </w:tc>
@@ -19585,7 +19585,7 @@
               <w:rPr>
                 <w:sz w:val="15"/>
               </w:rPr>
-              <w:t>CL-002, CL-044</w:t>
+              <w:t>CM-002, CM-044</w:t>
             </w:r>
           </w:p>
         </w:tc>
@@ -19673,7 +19673,7 @@
               <w:rPr>
                 <w:sz w:val="15"/>
               </w:rPr>
-              <w:t>CL-003, CL-011, CL-022, CL-024, CL-066</w:t>
+              <w:t>CM-003, CM-011, CM-022, CM-024, CM-066</w:t>
             </w:r>
           </w:p>
         </w:tc>
@@ -19768,7 +19768,7 @@
               <w:rPr>
                 <w:sz w:val="15"/>
               </w:rPr>
-              <w:t>CL-014</w:t>
+              <w:t>CM-014</w:t>
             </w:r>
           </w:p>
         </w:tc>
@@ -19860,7 +19860,7 @@
               <w:rPr>
                 <w:sz w:val="15"/>
               </w:rPr>
-              <w:t>CL-003, CL-023, CL-066</w:t>
+              <w:t>CM-003, CM-023, CM-066</w:t>
             </w:r>
           </w:p>
         </w:tc>
@@ -19955,7 +19955,7 @@
               <w:rPr>
                 <w:sz w:val="15"/>
               </w:rPr>
-              <w:t>CL-031</w:t>
+              <w:t>CM-031</w:t>
             </w:r>
           </w:p>
         </w:tc>
@@ -20043,7 +20043,7 @@
               <w:rPr>
                 <w:sz w:val="15"/>
               </w:rPr>
-              <w:t>CL-021, CL-055, CL-066</w:t>
+              <w:t>CM-021, CM-055, CM-066</w:t>
             </w:r>
           </w:p>
         </w:tc>
@@ -20138,7 +20138,7 @@
               <w:rPr>
                 <w:sz w:val="15"/>
               </w:rPr>
-              <w:t>CL-002, CL-031</w:t>
+              <w:t>CM-002, CM-031</w:t>
             </w:r>
           </w:p>
         </w:tc>
@@ -20230,7 +20230,7 @@
               <w:rPr>
                 <w:sz w:val="15"/>
               </w:rPr>
-              <w:t>CL-001</w:t>
+              <w:t>CM-001</w:t>
             </w:r>
           </w:p>
         </w:tc>
@@ -20325,7 +20325,7 @@
               <w:rPr>
                 <w:sz w:val="15"/>
               </w:rPr>
-              <w:t>CL-002, CL-050, CL-054</w:t>
+              <w:t>CM-002, CM-050, CM-054</w:t>
             </w:r>
           </w:p>
         </w:tc>
@@ -20413,7 +20413,7 @@
               <w:rPr>
                 <w:sz w:val="15"/>
               </w:rPr>
-              <w:t>CL-001</w:t>
+              <w:t>CM-001</w:t>
             </w:r>
           </w:p>
         </w:tc>
@@ -20508,7 +20508,7 @@
               <w:rPr>
                 <w:sz w:val="15"/>
               </w:rPr>
-              <w:t>CL-051</w:t>
+              <w:t>CM-051</w:t>
             </w:r>
           </w:p>
         </w:tc>
@@ -20600,7 +20600,7 @@
               <w:rPr>
                 <w:sz w:val="15"/>
               </w:rPr>
-              <w:t>CL-055</w:t>
+              <w:t>CM-055</w:t>
             </w:r>
           </w:p>
         </w:tc>
@@ -20695,7 +20695,7 @@
               <w:rPr>
                 <w:sz w:val="15"/>
               </w:rPr>
-              <w:t>CL-002, CL-051</w:t>
+              <w:t>CM-002, CM-051</w:t>
             </w:r>
           </w:p>
         </w:tc>
@@ -20783,7 +20783,7 @@
               <w:rPr>
                 <w:sz w:val="15"/>
               </w:rPr>
-              <w:t>CL-016</w:t>
+              <w:t>CM-016</w:t>
             </w:r>
           </w:p>
         </w:tc>
@@ -20878,7 +20878,7 @@
               <w:rPr>
                 <w:sz w:val="15"/>
               </w:rPr>
-              <w:t>CL-052, CL-054</w:t>
+              <w:t>CM-052, CM-054</w:t>
             </w:r>
           </w:p>
         </w:tc>
@@ -20970,7 +20970,7 @@
               <w:rPr>
                 <w:sz w:val="15"/>
               </w:rPr>
-              <w:t>CL-052, CL-066</w:t>
+              <w:t>CM-052, CM-066</w:t>
             </w:r>
           </w:p>
         </w:tc>
@@ -21065,7 +21065,7 @@
               <w:rPr>
                 <w:sz w:val="15"/>
               </w:rPr>
-              <w:t>CL-032</w:t>
+              <w:t>CM-032</w:t>
             </w:r>
           </w:p>
         </w:tc>
@@ -21153,7 +21153,7 @@
               <w:rPr>
                 <w:sz w:val="15"/>
               </w:rPr>
-              <w:t>CL-024</w:t>
+              <w:t>CM-024</w:t>
             </w:r>
           </w:p>
         </w:tc>
@@ -21248,7 +21248,7 @@
               <w:rPr>
                 <w:sz w:val="15"/>
               </w:rPr>
-              <w:t>CL-002, CL-032</w:t>
+              <w:t>CM-002, CM-032</w:t>
             </w:r>
           </w:p>
         </w:tc>
@@ -21340,7 +21340,7 @@
               <w:rPr>
                 <w:sz w:val="15"/>
               </w:rPr>
-              <w:t>CL-003</w:t>
+              <w:t>CM-003</w:t>
             </w:r>
           </w:p>
         </w:tc>
@@ -21435,7 +21435,7 @@
               <w:rPr>
                 <w:sz w:val="15"/>
               </w:rPr>
-              <w:t>CL-053</w:t>
+              <w:t>CM-053</w:t>
             </w:r>
           </w:p>
         </w:tc>
@@ -21523,7 +21523,7 @@
               <w:rPr>
                 <w:sz w:val="15"/>
               </w:rPr>
-              <w:t>CL-024</w:t>
+              <w:t>CM-024</w:t>
             </w:r>
           </w:p>
         </w:tc>
@@ -21618,7 +21618,7 @@
               <w:rPr>
                 <w:sz w:val="15"/>
               </w:rPr>
-              <w:t>CL-060</w:t>
+              <w:t>CM-060</w:t>
             </w:r>
           </w:p>
         </w:tc>
@@ -21710,7 +21710,7 @@
               <w:rPr>
                 <w:sz w:val="15"/>
               </w:rPr>
-              <w:t>CL-060, CL-061, CL-062</w:t>
+              <w:t>CM-060, CM-061, CM-062</w:t>
             </w:r>
           </w:p>
         </w:tc>
@@ -21949,7 +21949,7 @@
               <w:rPr>
                 <w:sz w:val="17"/>
               </w:rPr>
-              <w:t>SC-CL-01</w:t>
+              <w:t>SC-CM-01</w:t>
             </w:r>
           </w:p>
         </w:tc>
@@ -22043,7 +22043,7 @@
               <w:rPr>
                 <w:sz w:val="17"/>
               </w:rPr>
-              <w:t>SC-CL-02</w:t>
+              <w:t>SC-CM-02</w:t>
             </w:r>
           </w:p>
         </w:tc>
@@ -22139,7 +22139,7 @@
               <w:rPr>
                 <w:sz w:val="17"/>
               </w:rPr>
-              <w:t>SC-CL-03</w:t>
+              <w:t>SC-CM-03</w:t>
             </w:r>
           </w:p>
         </w:tc>
@@ -22233,7 +22233,7 @@
               <w:rPr>
                 <w:sz w:val="17"/>
               </w:rPr>
-              <w:t>SC-CL-04</w:t>
+              <w:t>SC-CM-04</w:t>
             </w:r>
           </w:p>
         </w:tc>
@@ -22329,7 +22329,7 @@
               <w:rPr>
                 <w:sz w:val="17"/>
               </w:rPr>
-              <w:t>SC-CL-05</w:t>
+              <w:t>SC-CM-05</w:t>
             </w:r>
           </w:p>
         </w:tc>
@@ -22423,7 +22423,7 @@
               <w:rPr>
                 <w:sz w:val="17"/>
               </w:rPr>
-              <w:t>SC-CL-06</w:t>
+              <w:t>SC-CM-06</w:t>
             </w:r>
           </w:p>
         </w:tc>
@@ -22519,7 +22519,7 @@
               <w:rPr>
                 <w:sz w:val="17"/>
               </w:rPr>
-              <w:t>SC-CL-07</w:t>
+              <w:t>SC-CM-07</w:t>
             </w:r>
           </w:p>
         </w:tc>
@@ -22613,7 +22613,7 @@
               <w:rPr>
                 <w:sz w:val="17"/>
               </w:rPr>
-              <w:t>SC-CL-08</w:t>
+              <w:t>SC-CM-08</w:t>
             </w:r>
           </w:p>
         </w:tc>
@@ -27421,7 +27421,7 @@
               <w:rPr>
                 <w:sz w:val="18"/>
               </w:rPr>
-              <w:t>The Remittance feed and the BRD-1 endorsement events are needed by FR-CL-015, 016 and 046</w:t>
+              <w:t>The Remittance feed and the BRD-1 endorsement events are needed by FR-CM-015, 016 and 046</w:t>
             </w:r>
           </w:p>
         </w:tc>
@@ -27814,7 +27814,7 @@
               <w:rPr>
                 <w:sz w:val="17"/>
               </w:rPr>
-              <w:t>TF-CL-01</w:t>
+              <w:t>TF-CM-01</w:t>
             </w:r>
           </w:p>
         </w:tc>
@@ -27836,7 +27836,7 @@
               <w:rPr>
                 <w:sz w:val="17"/>
               </w:rPr>
-              <w:t>FR-CL-001</w:t>
+              <w:t>FR-CM-001</w:t>
             </w:r>
           </w:p>
         </w:tc>
@@ -27908,7 +27908,7 @@
               <w:rPr>
                 <w:sz w:val="17"/>
               </w:rPr>
-              <w:t>TF-CL-02</w:t>
+              <w:t>TF-CM-02</w:t>
             </w:r>
           </w:p>
         </w:tc>
@@ -27931,7 +27931,7 @@
               <w:rPr>
                 <w:sz w:val="17"/>
               </w:rPr>
-              <w:t>FR-CL-024</w:t>
+              <w:t>FR-CM-024</w:t>
             </w:r>
           </w:p>
         </w:tc>
@@ -28004,7 +28004,7 @@
               <w:rPr>
                 <w:sz w:val="17"/>
               </w:rPr>
-              <w:t>TF-CL-03</w:t>
+              <w:t>TF-CM-03</w:t>
             </w:r>
           </w:p>
         </w:tc>
@@ -28026,7 +28026,7 @@
               <w:rPr>
                 <w:sz w:val="17"/>
               </w:rPr>
-              <w:t>FR-CL-060</w:t>
+              <w:t>FR-CM-060</w:t>
             </w:r>
           </w:p>
         </w:tc>
@@ -28048,7 +28048,7 @@
               <w:rPr>
                 <w:sz w:val="17"/>
               </w:rPr>
-              <w:t>FR-CL-060 to 066 pair INVALID_REPORT_PARAMETERS with FRS texts ("The as-of date cannot be in the future", "The end date must be on or after the start date"). The report engine builds its own texts from the parameter labels, for example "&lt;to&gt; must not be before &lt;from&gt;". The future as-of date check does not exist in the engine today.</w:t>
+              <w:t>FR-CM-060 to 066 pair INVALID_REPORT_PARAMETERS with FRS texts ("The as-of date cannot be in the future", "The end date must be on or after the start date"). The report engine builds its own texts from the parameter labels, for example "&lt;to&gt; must not be before &lt;from&gt;". The future as-of date check does not exist in the engine today.</w:t>
             </w:r>
           </w:p>
         </w:tc>
@@ -28070,7 +28070,7 @@
               <w:rPr>
                 <w:sz w:val="17"/>
               </w:rPr>
-              <w:t>Quote the engine texts, and add the as-of date rule to the report definition at build; the range cases use the engine pattern, TC-CL-060.3-01 uses the FRS text.</w:t>
+              <w:t>Quote the engine texts, and add the as-of date rule to the report definition at build; the range cases use the engine pattern, TC-CM-060.3-01 uses the FRS text.</w:t>
             </w:r>
           </w:p>
         </w:tc>
@@ -28098,7 +28098,7 @@
               <w:rPr>
                 <w:sz w:val="17"/>
               </w:rPr>
-              <w:t>TF-CL-04</w:t>
+              <w:t>TF-CM-04</w:t>
             </w:r>
           </w:p>
         </w:tc>
@@ -28121,7 +28121,7 @@
               <w:rPr>
                 <w:sz w:val="17"/>
               </w:rPr>
-              <w:t>FR-CL-012</w:t>
+              <w:t>FR-CM-012</w:t>
             </w:r>
           </w:p>
         </w:tc>
@@ -28194,7 +28194,7 @@
               <w:rPr>
                 <w:sz w:val="17"/>
               </w:rPr>
-              <w:t>TF-CL-05</w:t>
+              <w:t>TF-CM-05</w:t>
             </w:r>
           </w:p>
         </w:tc>
@@ -28216,7 +28216,7 @@
               <w:rPr>
                 <w:sz w:val="17"/>
               </w:rPr>
-              <w:t>FR-CL-045</w:t>
+              <w:t>FR-CM-045</w:t>
             </w:r>
           </w:p>
         </w:tc>
@@ -28238,7 +28238,7 @@
               <w:rPr>
                 <w:sz w:val="17"/>
               </w:rPr>
-              <w:t>The persona table gives reopen to the Team Head (CLM_TH) and the matrix gives BCL_REOPEN to TH and UH, while R1 says "TH / UH reopen (to confirm, CLQ06)". Temporarily closed claims keep ageing "to confirm" (R2 of FR-CL-053), so the ageing and outstanding cases depend on CLQ06.</w:t>
+              <w:t>The persona table gives reopen to the Team Head (CLM_TH) and the matrix gives BCL_REOPEN to TH and UH, while R1 says "TH / UH reopen (to confirm, CLQ06)". Temporarily closed claims keep ageing "to confirm" (R2 of FR-CM-053), so the ageing and outstanding cases depend on CLQ06.</w:t>
             </w:r>
           </w:p>
         </w:tc>
@@ -28288,7 +28288,7 @@
               <w:rPr>
                 <w:sz w:val="17"/>
               </w:rPr>
-              <w:t>TF-CL-06</w:t>
+              <w:t>TF-CM-06</w:t>
             </w:r>
           </w:p>
         </w:tc>
@@ -28311,7 +28311,7 @@
               <w:rPr>
                 <w:sz w:val="17"/>
               </w:rPr>
-              <w:t>FR-CL-043</w:t>
+              <w:t>FR-CM-043</w:t>
             </w:r>
           </w:p>
         </w:tc>
@@ -28384,7 +28384,7 @@
               <w:rPr>
                 <w:sz w:val="17"/>
               </w:rPr>
-              <w:t>TF-CL-07</w:t>
+              <w:t>TF-CM-07</w:t>
             </w:r>
           </w:p>
         </w:tc>
@@ -28406,7 +28406,7 @@
               <w:rPr>
                 <w:sz w:val="17"/>
               </w:rPr>
-              <w:t>FR-CL-002</w:t>
+              <w:t>FR-CM-016</w:t>
             </w:r>
           </w:p>
         </w:tc>
@@ -28428,7 +28428,7 @@
               <w:rPr>
                 <w:sz w:val="17"/>
               </w:rPr>
-              <w:t>The FR is "High (BRD p.21)", a value the test plan builder does not map to High; the Test Conditions sheet shows the Claims conditions of every "High (BRD p.21)" FR as Medium while the cases carry High. The same applies to the other FRs with this priority.</w:t>
+              <w:t>The meaning of the claims authorization code and any TL / TH override are open (CLQ01); the FRS tests only that the button is disabled while premium is unpaid.</w:t>
             </w:r>
           </w:p>
         </w:tc>
@@ -28441,103 +28441,6 @@
               <w:left w:w="90" w:type="dxa"/>
               <w:right w:w="90" w:type="dxa"/>
             </w:tcMar>
-          </w:tcPr>
-          <w:p>
-            <w:pPr>
-              <w:pStyle w:val="BDOITable"/>
-            </w:pPr>
-            <w:r>
-              <w:rPr>
-                <w:sz w:val="17"/>
-              </w:rPr>
-              <w:t>Write the BRD priority as "High" or "Must have" in the fr blocks (keeping the page note in the trace), or extend the builder mapping.</w:t>
-            </w:r>
-          </w:p>
-        </w:tc>
-      </w:tr>
-      <w:tr>
-        <w:trPr>
-          <w:cantSplit w:val="true"/>
-        </w:trPr>
-        <w:tc>
-          <w:tcPr>
-            <w:tcW w:type="dxa" w:w="1056"/>
-            <w:tcMar>
-              <w:top w:w="50" w:type="dxa"/>
-              <w:bottom w:w="50" w:type="dxa"/>
-              <w:left w:w="90" w:type="dxa"/>
-              <w:right w:w="90" w:type="dxa"/>
-            </w:tcMar>
-            <w:shd w:val="clear" w:color="auto" w:fill="E5F5FF"/>
-          </w:tcPr>
-          <w:p>
-            <w:pPr>
-              <w:pStyle w:val="BDOITable"/>
-            </w:pPr>
-            <w:r>
-              <w:rPr>
-                <w:sz w:val="17"/>
-              </w:rPr>
-              <w:t>TF-CL-08</w:t>
-            </w:r>
-          </w:p>
-        </w:tc>
-        <w:tc>
-          <w:tcPr>
-            <w:tcW w:type="dxa" w:w="1290"/>
-            <w:tcMar>
-              <w:top w:w="50" w:type="dxa"/>
-              <w:bottom w:w="50" w:type="dxa"/>
-              <w:left w:w="90" w:type="dxa"/>
-              <w:right w:w="90" w:type="dxa"/>
-            </w:tcMar>
-            <w:shd w:val="clear" w:color="auto" w:fill="E5F5FF"/>
-          </w:tcPr>
-          <w:p>
-            <w:pPr>
-              <w:pStyle w:val="BDOITable"/>
-            </w:pPr>
-            <w:r>
-              <w:rPr>
-                <w:sz w:val="17"/>
-              </w:rPr>
-              <w:t>FR-CL-016</w:t>
-            </w:r>
-          </w:p>
-        </w:tc>
-        <w:tc>
-          <w:tcPr>
-            <w:tcW w:type="dxa" w:w="4223"/>
-            <w:tcMar>
-              <w:top w:w="50" w:type="dxa"/>
-              <w:bottom w:w="50" w:type="dxa"/>
-              <w:left w:w="90" w:type="dxa"/>
-              <w:right w:w="90" w:type="dxa"/>
-            </w:tcMar>
-            <w:shd w:val="clear" w:color="auto" w:fill="E5F5FF"/>
-          </w:tcPr>
-          <w:p>
-            <w:pPr>
-              <w:pStyle w:val="BDOITable"/>
-            </w:pPr>
-            <w:r>
-              <w:rPr>
-                <w:sz w:val="17"/>
-              </w:rPr>
-              <w:t>The meaning of the claims authorization code and any TL / TH override are open (CLQ01); the FRS tests only that the button is disabled while premium is unpaid.</w:t>
-            </w:r>
-          </w:p>
-        </w:tc>
-        <w:tc>
-          <w:tcPr>
-            <w:tcW w:type="dxa" w:w="3402"/>
-            <w:tcMar>
-              <w:top w:w="50" w:type="dxa"/>
-              <w:bottom w:w="50" w:type="dxa"/>
-              <w:left w:w="90" w:type="dxa"/>
-              <w:right w:w="90" w:type="dxa"/>
-            </w:tcMar>
-            <w:shd w:val="clear" w:color="auto" w:fill="E5F5FF"/>
           </w:tcPr>
           <w:p>
             <w:pPr>
